--- a/exports/karneler/303_MUSTAFA_GULSEVEN_Karne.docx
+++ b/exports/karneler/303_MUSTAFA_GULSEVEN_Karne.docx
@@ -27,7 +27,7 @@
           <w:color w:val="646464"/>
           <w:sz w:val="17"/>
         </w:rPr>
-        <w:t>Deneme Sınavı: 2026-2027  PARAF LGS 1 | Kurumsal Başarı ve Takip Sistemi</w:t>
+        <w:t>Deneme Sınavı: PARAF LGS 1 | Kurumsal Başarı ve Takip Sistemi</w:t>
       </w:r>
     </w:p>
     <w:tbl>
@@ -1732,6 +1732,32 @@
               <w:t>Fen Bilimleri netin: 6.67 (10 Doğru, 10 Yanlış, 0 Boş). Fen Bilimleri dersi öncelikli müdahale alanındır (6.67 Net, 10 Yanlış). Kesin Kural: Emin olmadığın soruları rastgele tahminle işaretleme; bilmediğini boş bırakmak dahi netini hemen yükseltecektir. Haftalık 30 temel seviye kazanım sorusu çöz ve yapamadığın her soruyu öğretmenine sor.</w:t>
             </w:r>
           </w:p>
+          <w:p>
+            <w:pPr>
+              <w:spacing w:after="20"/>
+            </w:pPr>
+            <w:r>
+              <w:rPr>
+                <w:b/>
+                <w:color w:val="C0392B"/>
+                <w:sz w:val="15"/>
+              </w:rPr>
+              <w:t xml:space="preserve">📺 Önerilen YouTube Desteği (Temel Seviye): </w:t>
+            </w:r>
+            <w:r>
+              <w:rPr>
+                <w:b/>
+                <w:sz w:val="15"/>
+              </w:rPr>
+              <w:t xml:space="preserve">Kanal: Derslike | </w:t>
+            </w:r>
+            <w:r>
+              <w:rPr>
+                <w:sz w:val="15"/>
+              </w:rPr>
+              <w:t>Odak: Görsel ve 3D Animasyonlu Temel Anlatım. Taktik: Mevsimler ve İklim konularındaki 3D modellemeleri ve Güneş ışınlarının geliş açılarını dikkatle izle.</w:t>
+            </w:r>
+          </w:p>
         </w:tc>
       </w:tr>
     </w:tbl>
@@ -1876,7 +1902,33 @@
               <w:rPr>
                 <w:sz w:val="15"/>
               </w:rPr>
-              <w:t>Matematik netin: 0.00 (5 Doğru, 15 Yanlış, 0 Boş). Matematik dersi LGS başarında en kritik sıçrama alanındır (0.00 Net, 15 Yanlış). Stratejik Kural: Bilmediğin soruyu boş bırakmak 0.33 net kazandırır; rastgele tahmin yapmayı derhal bırak! Öncelikle [Tam Sayı Kuvvetleri (Negatif Üs), Çarpanlar ve Katlar / Asal Çarpanlar] konularındaki temel kazanım kavrama testlerini çöz. Haftalık 40 temel-orta düzey soru kotası koy ve yanlış defteri tut.</w:t>
+              <w:t xml:space="preserve">Matematik netin: 0.00 (5 Doğru, 15 Yanlış, 0 Boş). Matematik dersi LGS başarında en kritik sıçrama alanındır (0.00 Net, 15 Yanlış). Stratejik Kural: Bilmediğin soruyu boş bırakmak 0.33 net kazandırır; rastgele tahmin yapmayı derhal bırak! Öncelikle [Tam Sayı Kuvvetleri (Negatif Üs), Çarpanlar ve Katlar / Asal Çarpanlar] konularındaki temel kazanım kavrama testlerini çöz. </w:t>
+            </w:r>
+          </w:p>
+          <w:p>
+            <w:pPr>
+              <w:spacing w:after="20"/>
+            </w:pPr>
+            <w:r>
+              <w:rPr>
+                <w:b/>
+                <w:color w:val="C0392B"/>
+                <w:sz w:val="15"/>
+              </w:rPr>
+              <w:t xml:space="preserve">📺 Önerilen YouTube Desteği (Temel Seviye): </w:t>
+            </w:r>
+            <w:r>
+              <w:rPr>
+                <w:b/>
+                <w:sz w:val="15"/>
+              </w:rPr>
+              <w:t xml:space="preserve">Kanal: Partikül Matematik | </w:t>
+            </w:r>
+            <w:r>
+              <w:rPr>
+                <w:sz w:val="15"/>
+              </w:rPr>
+              <w:t>Odak: Temel Kavramlar &amp; Adım Adım Konu Anlatımı. Taktik: Videoyu durdurarak hocayla birlikte işlem yap; temel soru tiplerini not alıp kavrama testlerine geç.</w:t>
             </w:r>
           </w:p>
         </w:tc>
@@ -2026,6 +2078,32 @@
               <w:t>Türkçe branş netin: 1.67 (6 Doğru, 13 Yanlış, 1 Boş). Türkçe branşında 13 yanlış ciddi bir net kaybına yol açmış (1.67 Net). Acilen sıfır çektiğin [Sözcük ve Sözcük Gruplarında Anlam, Öznel ve Nesnel Anlatımlı Cümleler, Deyimler] konularını konu fasikülünden çalış. Paragrafı kendi yorumunla değil metindeki kanıtla çöz; günde 20 paragraf + 10 dil bilgisi çöz.</w:t>
             </w:r>
           </w:p>
+          <w:p>
+            <w:pPr>
+              <w:spacing w:after="20"/>
+            </w:pPr>
+            <w:r>
+              <w:rPr>
+                <w:b/>
+                <w:color w:val="C0392B"/>
+                <w:sz w:val="15"/>
+              </w:rPr>
+              <w:t xml:space="preserve">📺 Önerilen YouTube Desteği (Temel Seviye): </w:t>
+            </w:r>
+            <w:r>
+              <w:rPr>
+                <w:b/>
+                <w:sz w:val="15"/>
+              </w:rPr>
+              <w:t xml:space="preserve">Kanal: Tonguç Akademi | </w:t>
+            </w:r>
+            <w:r>
+              <w:rPr>
+                <w:sz w:val="15"/>
+              </w:rPr>
+              <w:t>Odak: Konu Kavrama &amp; Görsel Özetler. Taktik: Dil bilgisi ve metin türü kurallarını renkli kavram kartlarıyla not alarak çalış.</w:t>
+            </w:r>
+          </w:p>
         </w:tc>
       </w:tr>
     </w:tbl>
@@ -2152,6 +2230,32 @@
                 <w:sz w:val="15"/>
               </w:rPr>
               <w:t>İnkılap Tarihi netin: 6.00 (7 Doğru, 3 Yanlış, 0 Boş). Hedeflenen seviyenin altında kalındı (6.00 Net). Pekiştirilmesi gereken [Mustafa Kemal'in Öğrenim Hayatı (%67), Mustafa Kemal'in Askerlik Hayatı (%33)] konularında kronoloji tablosu çıkar. Sorularda 'Yalnızca bu bilgiye göre' köklerine dikkat et; metne sadık kal. Haftalık 25 soru çöz.</w:t>
+            </w:r>
+          </w:p>
+          <w:p>
+            <w:pPr>
+              <w:spacing w:after="20"/>
+            </w:pPr>
+            <w:r>
+              <w:rPr>
+                <w:b/>
+                <w:color w:val="C0392B"/>
+                <w:sz w:val="15"/>
+              </w:rPr>
+              <w:t xml:space="preserve">📺 Önerilen YouTube Desteği (Orta Seviye): </w:t>
+            </w:r>
+            <w:r>
+              <w:rPr>
+                <w:b/>
+                <w:sz w:val="15"/>
+              </w:rPr>
+              <w:t xml:space="preserve">Kanal: Sosyal Kale | </w:t>
+            </w:r>
+            <w:r>
+              <w:rPr>
+                <w:sz w:val="15"/>
+              </w:rPr>
+              <w:t>Odak: Soru Çözüm Taktikleri &amp; Neden-Sonuç İlişkisi. Taktik: 'Yalnızca bu bilgiye göre' tarzı sorularda metin dışına çıkmama kuralını pekiştir.</w:t>
             </w:r>
           </w:p>
         </w:tc>
@@ -2301,6 +2405,32 @@
               <w:t>Din Kültürü netin: 0.67 (3 Doğru, 7 Yanlış, 0 Boş). Din Kültürü netin (0.67) potansiyelinin altında. Sıfır çektiğin [İnsanın İradesi ve Kader, Ayet el-Kürsi ve Anlamı] konusunu mutlaka tekrar et. Kavram karmaşası yaşanan [Kader ve Kaza İnancı (%33), Kader Kavramları (Ömür, Ecel, Rızık, Tevekkül) (%33)] alanlarına odaklan. Ömür, ecel, rızık, tevekkül, cüzi/külli irade kavramlarını sözlük kartlarına yazıp ezberle. Ayet-el Kürsi ana fikrine ve yasalara çalış.</w:t>
             </w:r>
           </w:p>
+          <w:p>
+            <w:pPr>
+              <w:spacing w:after="20"/>
+            </w:pPr>
+            <w:r>
+              <w:rPr>
+                <w:b/>
+                <w:color w:val="C0392B"/>
+                <w:sz w:val="15"/>
+              </w:rPr>
+              <w:t xml:space="preserve">📺 Önerilen YouTube Desteği (Temel Seviye): </w:t>
+            </w:r>
+            <w:r>
+              <w:rPr>
+                <w:b/>
+                <w:sz w:val="15"/>
+              </w:rPr>
+              <w:t xml:space="preserve">Kanal: Cebrail Hocam | </w:t>
+            </w:r>
+            <w:r>
+              <w:rPr>
+                <w:sz w:val="15"/>
+              </w:rPr>
+              <w:t>Odak: Kaza-Kader Temel Kavramları &amp; Ayet Mealleri. Taktik: Ömür, ecel, rızık, tevekkül ve yasalar konusunu hocanın kavram tablolarından tekrar et.</w:t>
+            </w:r>
+          </w:p>
         </w:tc>
       </w:tr>
     </w:tbl>
@@ -2446,6 +2576,32 @@
                 <w:sz w:val="15"/>
               </w:rPr>
               <w:t>İngilizce branş netin: -2.00 (1 Doğru, 9 Yanlış, 0 Boş). İngilizce branşında -2.00 net ile hedefin gerisinde kalındı. Sıfır çektiğin [Davet Kartları / Mektupları (Invitation), Daveti Kabul &amp; Reddetme Kalıpları, Friendship Okuduğunu Anlama, Kişisel Özellikler / Sıfatlar (Qualities), Mazeret Bildirme ve Özür Dileme] soru kalıplarını tekrar et. Pekiştirilmesi gereken [Basit Sorular Sorma (Simple Inquiries) (%50)] kalıplarını çalış. Davet etme (Would you like...), kabul/ret ve mazeret kalıplarını ve Friendship sıfatlarını her gün 5 kelime kartıyla çalış. Rastgele işaretleme yapma.</w:t>
+            </w:r>
+          </w:p>
+          <w:p>
+            <w:pPr>
+              <w:spacing w:after="20"/>
+            </w:pPr>
+            <w:r>
+              <w:rPr>
+                <w:b/>
+                <w:color w:val="C0392B"/>
+                <w:sz w:val="15"/>
+              </w:rPr>
+              <w:t xml:space="preserve">📺 Önerilen YouTube Desteği (Temel Seviye): </w:t>
+            </w:r>
+            <w:r>
+              <w:rPr>
+                <w:b/>
+                <w:sz w:val="15"/>
+              </w:rPr>
+              <w:t xml:space="preserve">Kanal: Tonguç Akademi | </w:t>
+            </w:r>
+            <w:r>
+              <w:rPr>
+                <w:sz w:val="15"/>
+              </w:rPr>
+              <w:t>Odak: Temel Kelimeler &amp; Kalıp Cümleler. Taktik: Friendship ünitesi kelimelerini ve Türkçelerini sesli tekrar ederek kelime defterine geçir.</w:t>
             </w:r>
           </w:p>
         </w:tc>

--- a/exports/karneler/303_MUSTAFA_GULSEVEN_Karne.docx
+++ b/exports/karneler/303_MUSTAFA_GULSEVEN_Karne.docx
@@ -27,7 +27,7 @@
           <w:color w:val="646464"/>
           <w:sz w:val="17"/>
         </w:rPr>
-        <w:t>Deneme Sınavı: PARAF LGS 1 | Kurumsal Başarı ve Takip Sistemi</w:t>
+        <w:t>Deneme Sınavı: 2026-2027  NARTEST LGS 1 | Kurumsal Başarı ve Takip Sistemi</w:t>
       </w:r>
     </w:p>
     <w:tbl>
@@ -169,7 +169,7 @@
               <w:rPr>
                 <w:sz w:val="16"/>
               </w:rPr>
-              <w:t>13.01 Net / 222.16 Puan</w:t>
+              <w:t>13.00 Net / 220.62 Puan</w:t>
             </w:r>
           </w:p>
         </w:tc>
@@ -209,7 +209,7 @@
               <w:rPr>
                 <w:sz w:val="16"/>
               </w:rPr>
-              <w:t>Sınıf: 26/27 | Okul: 94/110 | TG: 9851 (Dilim: %95.12)</w:t>
+              <w:t>Sınıf: 25 / 28 | Okul: 48 / 56 | TG: 2941 (Dilim: %96.49)</w:t>
             </w:r>
           </w:p>
         </w:tc>
@@ -483,7 +483,7 @@
               <w:rPr>
                 <w:sz w:val="15"/>
               </w:rPr>
-              <w:t>6</w:t>
+              <w:t>5</w:t>
             </w:r>
           </w:p>
         </w:tc>
@@ -505,7 +505,7 @@
               <w:rPr>
                 <w:sz w:val="15"/>
               </w:rPr>
-              <w:t>13</w:t>
+              <w:t>15</w:t>
             </w:r>
           </w:p>
         </w:tc>
@@ -527,7 +527,7 @@
               <w:rPr>
                 <w:sz w:val="15"/>
               </w:rPr>
-              <w:t>1</w:t>
+              <w:t>0</w:t>
             </w:r>
           </w:p>
         </w:tc>
@@ -549,7 +549,7 @@
               <w:rPr>
                 <w:sz w:val="15"/>
               </w:rPr>
-              <w:t>1.67</w:t>
+              <w:t>0.00</w:t>
             </w:r>
           </w:p>
         </w:tc>
@@ -571,7 +571,7 @@
               <w:rPr>
                 <w:sz w:val="15"/>
               </w:rPr>
-              <w:t>%8.3</w:t>
+              <w:t>%0.0</w:t>
             </w:r>
           </w:p>
         </w:tc>
@@ -639,7 +639,7 @@
               <w:rPr>
                 <w:sz w:val="15"/>
               </w:rPr>
-              <w:t>7</w:t>
+              <w:t>8</w:t>
             </w:r>
           </w:p>
         </w:tc>
@@ -661,7 +661,7 @@
               <w:rPr>
                 <w:sz w:val="15"/>
               </w:rPr>
-              <w:t>3</w:t>
+              <w:t>2</w:t>
             </w:r>
           </w:p>
         </w:tc>
@@ -705,7 +705,7 @@
               <w:rPr>
                 <w:sz w:val="15"/>
               </w:rPr>
-              <w:t>6.00</w:t>
+              <w:t>7.33</w:t>
             </w:r>
           </w:p>
         </w:tc>
@@ -727,7 +727,7 @@
               <w:rPr>
                 <w:sz w:val="15"/>
               </w:rPr>
-              <w:t>%60.0</w:t>
+              <w:t>%73.3</w:t>
             </w:r>
           </w:p>
         </w:tc>
@@ -1107,7 +1107,7 @@
               <w:rPr>
                 <w:sz w:val="15"/>
               </w:rPr>
-              <w:t>5</w:t>
+              <w:t>7</w:t>
             </w:r>
           </w:p>
         </w:tc>
@@ -1129,7 +1129,7 @@
               <w:rPr>
                 <w:sz w:val="15"/>
               </w:rPr>
-              <w:t>15</w:t>
+              <w:t>12</w:t>
             </w:r>
           </w:p>
         </w:tc>
@@ -1151,7 +1151,7 @@
               <w:rPr>
                 <w:sz w:val="15"/>
               </w:rPr>
-              <w:t>0</w:t>
+              <w:t>1</w:t>
             </w:r>
           </w:p>
         </w:tc>
@@ -1173,7 +1173,7 @@
               <w:rPr>
                 <w:sz w:val="15"/>
               </w:rPr>
-              <w:t>0.00</w:t>
+              <w:t>3.00</w:t>
             </w:r>
           </w:p>
         </w:tc>
@@ -1195,7 +1195,7 @@
               <w:rPr>
                 <w:sz w:val="15"/>
               </w:rPr>
-              <w:t>%0.0</w:t>
+              <w:t>%15.0</w:t>
             </w:r>
           </w:p>
         </w:tc>
@@ -1263,7 +1263,7 @@
               <w:rPr>
                 <w:sz w:val="15"/>
               </w:rPr>
-              <w:t>10</w:t>
+              <w:t>8</w:t>
             </w:r>
           </w:p>
         </w:tc>
@@ -1285,7 +1285,7 @@
               <w:rPr>
                 <w:sz w:val="15"/>
               </w:rPr>
-              <w:t>10</w:t>
+              <w:t>12</w:t>
             </w:r>
           </w:p>
         </w:tc>
@@ -1329,7 +1329,7 @@
               <w:rPr>
                 <w:sz w:val="15"/>
               </w:rPr>
-              <w:t>6.67</w:t>
+              <w:t>4.00</w:t>
             </w:r>
           </w:p>
         </w:tc>
@@ -1351,7 +1351,7 @@
               <w:rPr>
                 <w:sz w:val="15"/>
               </w:rPr>
-              <w:t>%33.4</w:t>
+              <w:t>%20.0</w:t>
             </w:r>
           </w:p>
         </w:tc>
@@ -1497,7 +1497,7 @@
                 <w:b/>
                 <w:sz w:val="15"/>
               </w:rPr>
-              <w:t>13.01</w:t>
+              <w:t>13.00</w:t>
             </w:r>
           </w:p>
         </w:tc>
@@ -1521,7 +1521,629 @@
                 <w:b/>
                 <w:sz w:val="15"/>
               </w:rPr>
-              <w:t>%14.5</w:t>
+              <w:t>%14.4</w:t>
+            </w:r>
+          </w:p>
+        </w:tc>
+      </w:tr>
+    </w:tbl>
+    <w:p>
+      <w:pPr>
+        <w:spacing w:before="80" w:after="40"/>
+      </w:pPr>
+      <w:r>
+        <w:rPr>
+          <w:b/>
+          <w:color w:val="1F497D"/>
+          <w:sz w:val="18"/>
+        </w:rPr>
+        <w:t>1. DENEMELER ARASI GELİŞİM VE AKADEMİK DEĞİŞİM ANALİZİ (PARAF 1 ➔ NARTEST 1)</w:t>
+      </w:r>
+    </w:p>
+    <w:tbl>
+      <w:tblPr>
+        <w:tblW w:type="auto" w:w="0"/>
+        <w:jc w:val="center"/>
+        <w:tblLook w:firstColumn="1" w:firstRow="1" w:lastColumn="0" w:lastRow="0" w:noHBand="0" w:noVBand="1" w:val="04A0"/>
+        <w:tblBorders>
+          <w:top w:val="single" w:sz="4" w:space="0" w:color="B0C4DE"/>
+          <w:left w:val="single" w:sz="4" w:space="0" w:color="B0C4DE"/>
+          <w:bottom w:val="single" w:sz="4" w:space="0" w:color="B0C4DE"/>
+          <w:right w:val="single" w:sz="4" w:space="0" w:color="B0C4DE"/>
+          <w:insideH w:val="single" w:sz="4" w:space="0" w:color="B0C4DE"/>
+          <w:insideV w:val="single" w:sz="4" w:space="0" w:color="B0C4DE"/>
+        </w:tblBorders>
+      </w:tblPr>
+      <w:tblGrid>
+        <w:gridCol w:w="2160"/>
+        <w:gridCol w:w="2160"/>
+        <w:gridCol w:w="2160"/>
+        <w:gridCol w:w="2160"/>
+        <w:gridCol w:w="2160"/>
+      </w:tblGrid>
+      <w:tr>
+        <w:tc>
+          <w:tcPr>
+            <w:tcW w:type="dxa" w:w="2160"/>
+            <w:shd w:fill="1F497D"/>
+            <w:tcMar>
+              <w:top w:w="25" w:type="dxa"/>
+              <w:bottom w:w="25" w:type="dxa"/>
+              <w:left w:w="35" w:type="dxa"/>
+              <w:right w:w="35" w:type="dxa"/>
+            </w:tcMar>
+          </w:tcPr>
+          <w:p>
+            <w:pPr>
+              <w:jc w:val="left"/>
+            </w:pPr>
+            <w:r>
+              <w:rPr>
+                <w:b/>
+                <w:color w:val="FFFFFF"/>
+                <w:sz w:val="15"/>
+              </w:rPr>
+              <w:t>Değerlendirme Kriteri</w:t>
+            </w:r>
+          </w:p>
+        </w:tc>
+        <w:tc>
+          <w:tcPr>
+            <w:tcW w:type="dxa" w:w="2160"/>
+            <w:shd w:fill="1F497D"/>
+            <w:tcMar>
+              <w:top w:w="25" w:type="dxa"/>
+              <w:bottom w:w="25" w:type="dxa"/>
+              <w:left w:w="35" w:type="dxa"/>
+              <w:right w:w="35" w:type="dxa"/>
+            </w:tcMar>
+          </w:tcPr>
+          <w:p>
+            <w:pPr>
+              <w:jc w:val="center"/>
+            </w:pPr>
+            <w:r>
+              <w:rPr>
+                <w:b/>
+                <w:color w:val="FFFFFF"/>
+                <w:sz w:val="15"/>
+              </w:rPr>
+              <w:t>1. Deneme (PARAF)</w:t>
+            </w:r>
+          </w:p>
+        </w:tc>
+        <w:tc>
+          <w:tcPr>
+            <w:tcW w:type="dxa" w:w="2160"/>
+            <w:shd w:fill="1F497D"/>
+            <w:tcMar>
+              <w:top w:w="25" w:type="dxa"/>
+              <w:bottom w:w="25" w:type="dxa"/>
+              <w:left w:w="35" w:type="dxa"/>
+              <w:right w:w="35" w:type="dxa"/>
+            </w:tcMar>
+          </w:tcPr>
+          <w:p>
+            <w:pPr>
+              <w:jc w:val="center"/>
+            </w:pPr>
+            <w:r>
+              <w:rPr>
+                <w:b/>
+                <w:color w:val="FFFFFF"/>
+                <w:sz w:val="15"/>
+              </w:rPr>
+              <w:t>2. Deneme (NARTEST)</w:t>
+            </w:r>
+          </w:p>
+        </w:tc>
+        <w:tc>
+          <w:tcPr>
+            <w:tcW w:type="dxa" w:w="2160"/>
+            <w:shd w:fill="1F497D"/>
+            <w:tcMar>
+              <w:top w:w="25" w:type="dxa"/>
+              <w:bottom w:w="25" w:type="dxa"/>
+              <w:left w:w="35" w:type="dxa"/>
+              <w:right w:w="35" w:type="dxa"/>
+            </w:tcMar>
+          </w:tcPr>
+          <w:p>
+            <w:pPr>
+              <w:jc w:val="center"/>
+            </w:pPr>
+            <w:r>
+              <w:rPr>
+                <w:b/>
+                <w:color w:val="FFFFFF"/>
+                <w:sz w:val="15"/>
+              </w:rPr>
+              <w:t>Sınavlar Arası Fark</w:t>
+            </w:r>
+          </w:p>
+        </w:tc>
+        <w:tc>
+          <w:tcPr>
+            <w:tcW w:type="dxa" w:w="2160"/>
+            <w:shd w:fill="1F497D"/>
+            <w:tcMar>
+              <w:top w:w="25" w:type="dxa"/>
+              <w:bottom w:w="25" w:type="dxa"/>
+              <w:left w:w="35" w:type="dxa"/>
+              <w:right w:w="35" w:type="dxa"/>
+            </w:tcMar>
+          </w:tcPr>
+          <w:p>
+            <w:pPr>
+              <w:jc w:val="center"/>
+            </w:pPr>
+            <w:r>
+              <w:rPr>
+                <w:b/>
+                <w:color w:val="FFFFFF"/>
+                <w:sz w:val="15"/>
+              </w:rPr>
+              <w:t>Gelişim Durumu</w:t>
+            </w:r>
+          </w:p>
+        </w:tc>
+      </w:tr>
+      <w:tr>
+        <w:tc>
+          <w:tcPr>
+            <w:tcW w:type="dxa" w:w="2160"/>
+            <w:tcMar>
+              <w:top w:w="20" w:type="dxa"/>
+              <w:bottom w:w="20" w:type="dxa"/>
+              <w:left w:w="35" w:type="dxa"/>
+              <w:right w:w="35" w:type="dxa"/>
+            </w:tcMar>
+            <w:shd w:fill="F0F4F8"/>
+          </w:tcPr>
+          <w:p>
+            <w:pPr>
+              <w:jc w:val="left"/>
+            </w:pPr>
+            <w:r>
+              <w:rPr>
+                <w:sz w:val="15"/>
+              </w:rPr>
+              <w:t>Toplam Net</w:t>
+            </w:r>
+          </w:p>
+        </w:tc>
+        <w:tc>
+          <w:tcPr>
+            <w:tcW w:type="dxa" w:w="2160"/>
+            <w:tcMar>
+              <w:top w:w="20" w:type="dxa"/>
+              <w:bottom w:w="20" w:type="dxa"/>
+              <w:left w:w="35" w:type="dxa"/>
+              <w:right w:w="35" w:type="dxa"/>
+            </w:tcMar>
+            <w:shd w:fill="F0F4F8"/>
+          </w:tcPr>
+          <w:p>
+            <w:pPr>
+              <w:jc w:val="center"/>
+            </w:pPr>
+            <w:r>
+              <w:rPr>
+                <w:sz w:val="15"/>
+              </w:rPr>
+              <w:t>13.01 Net</w:t>
+            </w:r>
+          </w:p>
+        </w:tc>
+        <w:tc>
+          <w:tcPr>
+            <w:tcW w:type="dxa" w:w="2160"/>
+            <w:tcMar>
+              <w:top w:w="20" w:type="dxa"/>
+              <w:bottom w:w="20" w:type="dxa"/>
+              <w:left w:w="35" w:type="dxa"/>
+              <w:right w:w="35" w:type="dxa"/>
+            </w:tcMar>
+            <w:shd w:fill="F0F4F8"/>
+          </w:tcPr>
+          <w:p>
+            <w:pPr>
+              <w:jc w:val="center"/>
+            </w:pPr>
+            <w:r>
+              <w:rPr>
+                <w:sz w:val="15"/>
+              </w:rPr>
+              <w:t>13.00 Net</w:t>
+            </w:r>
+          </w:p>
+        </w:tc>
+        <w:tc>
+          <w:tcPr>
+            <w:tcW w:type="dxa" w:w="2160"/>
+            <w:tcMar>
+              <w:top w:w="20" w:type="dxa"/>
+              <w:bottom w:w="20" w:type="dxa"/>
+              <w:left w:w="35" w:type="dxa"/>
+              <w:right w:w="35" w:type="dxa"/>
+            </w:tcMar>
+            <w:shd w:fill="FDEDEC"/>
+          </w:tcPr>
+          <w:p>
+            <w:pPr>
+              <w:jc w:val="center"/>
+            </w:pPr>
+            <w:r>
+              <w:rPr>
+                <w:b/>
+                <w:sz w:val="15"/>
+              </w:rPr>
+              <w:t>-0.01 Net</w:t>
+            </w:r>
+          </w:p>
+        </w:tc>
+        <w:tc>
+          <w:tcPr>
+            <w:tcW w:type="dxa" w:w="2160"/>
+            <w:tcMar>
+              <w:top w:w="20" w:type="dxa"/>
+              <w:bottom w:w="20" w:type="dxa"/>
+              <w:left w:w="35" w:type="dxa"/>
+              <w:right w:w="35" w:type="dxa"/>
+            </w:tcMar>
+            <w:shd w:fill="F0F4F8"/>
+          </w:tcPr>
+          <w:p>
+            <w:pPr>
+              <w:jc w:val="center"/>
+            </w:pPr>
+            <w:r>
+              <w:rPr>
+                <w:sz w:val="15"/>
+              </w:rPr>
+              <w:t>⚖️ Dengeli Seyir</w:t>
+            </w:r>
+          </w:p>
+        </w:tc>
+      </w:tr>
+      <w:tr>
+        <w:tc>
+          <w:tcPr>
+            <w:tcW w:type="dxa" w:w="2160"/>
+            <w:tcMar>
+              <w:top w:w="20" w:type="dxa"/>
+              <w:bottom w:w="20" w:type="dxa"/>
+              <w:left w:w="35" w:type="dxa"/>
+              <w:right w:w="35" w:type="dxa"/>
+            </w:tcMar>
+          </w:tcPr>
+          <w:p>
+            <w:pPr>
+              <w:jc w:val="left"/>
+            </w:pPr>
+            <w:r>
+              <w:rPr>
+                <w:sz w:val="15"/>
+              </w:rPr>
+              <w:t>LGS Puanı</w:t>
+            </w:r>
+          </w:p>
+        </w:tc>
+        <w:tc>
+          <w:tcPr>
+            <w:tcW w:type="dxa" w:w="2160"/>
+            <w:tcMar>
+              <w:top w:w="20" w:type="dxa"/>
+              <w:bottom w:w="20" w:type="dxa"/>
+              <w:left w:w="35" w:type="dxa"/>
+              <w:right w:w="35" w:type="dxa"/>
+            </w:tcMar>
+          </w:tcPr>
+          <w:p>
+            <w:pPr>
+              <w:jc w:val="center"/>
+            </w:pPr>
+            <w:r>
+              <w:rPr>
+                <w:sz w:val="15"/>
+              </w:rPr>
+              <w:t>222.16 Puan</w:t>
+            </w:r>
+          </w:p>
+        </w:tc>
+        <w:tc>
+          <w:tcPr>
+            <w:tcW w:type="dxa" w:w="2160"/>
+            <w:tcMar>
+              <w:top w:w="20" w:type="dxa"/>
+              <w:bottom w:w="20" w:type="dxa"/>
+              <w:left w:w="35" w:type="dxa"/>
+              <w:right w:w="35" w:type="dxa"/>
+            </w:tcMar>
+          </w:tcPr>
+          <w:p>
+            <w:pPr>
+              <w:jc w:val="center"/>
+            </w:pPr>
+            <w:r>
+              <w:rPr>
+                <w:sz w:val="15"/>
+              </w:rPr>
+              <w:t>220.62 Puan</w:t>
+            </w:r>
+          </w:p>
+        </w:tc>
+        <w:tc>
+          <w:tcPr>
+            <w:tcW w:type="dxa" w:w="2160"/>
+            <w:tcMar>
+              <w:top w:w="20" w:type="dxa"/>
+              <w:bottom w:w="20" w:type="dxa"/>
+              <w:left w:w="35" w:type="dxa"/>
+              <w:right w:w="35" w:type="dxa"/>
+            </w:tcMar>
+            <w:shd w:fill="FDEDEC"/>
+          </w:tcPr>
+          <w:p>
+            <w:pPr>
+              <w:jc w:val="center"/>
+            </w:pPr>
+            <w:r>
+              <w:rPr>
+                <w:b/>
+                <w:sz w:val="15"/>
+              </w:rPr>
+              <w:t>-1.54 Puan</w:t>
+            </w:r>
+          </w:p>
+        </w:tc>
+        <w:tc>
+          <w:tcPr>
+            <w:tcW w:type="dxa" w:w="2160"/>
+            <w:tcMar>
+              <w:top w:w="20" w:type="dxa"/>
+              <w:bottom w:w="20" w:type="dxa"/>
+              <w:left w:w="35" w:type="dxa"/>
+              <w:right w:w="35" w:type="dxa"/>
+            </w:tcMar>
+          </w:tcPr>
+          <w:p>
+            <w:pPr>
+              <w:jc w:val="center"/>
+            </w:pPr>
+            <w:r>
+              <w:rPr>
+                <w:sz w:val="15"/>
+              </w:rPr>
+              <w:t>Puan Kaybı</w:t>
+            </w:r>
+          </w:p>
+        </w:tc>
+      </w:tr>
+      <w:tr>
+        <w:tc>
+          <w:tcPr>
+            <w:tcW w:type="dxa" w:w="2160"/>
+            <w:tcMar>
+              <w:top w:w="20" w:type="dxa"/>
+              <w:bottom w:w="20" w:type="dxa"/>
+              <w:left w:w="35" w:type="dxa"/>
+              <w:right w:w="35" w:type="dxa"/>
+            </w:tcMar>
+          </w:tcPr>
+          <w:p>
+            <w:pPr>
+              <w:jc w:val="left"/>
+            </w:pPr>
+            <w:r>
+              <w:rPr>
+                <w:sz w:val="15"/>
+              </w:rPr>
+              <w:t>Sınıf Derecesi</w:t>
+            </w:r>
+          </w:p>
+        </w:tc>
+        <w:tc>
+          <w:tcPr>
+            <w:tcW w:type="dxa" w:w="2160"/>
+            <w:tcMar>
+              <w:top w:w="20" w:type="dxa"/>
+              <w:bottom w:w="20" w:type="dxa"/>
+              <w:left w:w="35" w:type="dxa"/>
+              <w:right w:w="35" w:type="dxa"/>
+            </w:tcMar>
+          </w:tcPr>
+          <w:p>
+            <w:pPr>
+              <w:jc w:val="center"/>
+            </w:pPr>
+            <w:r>
+              <w:rPr>
+                <w:sz w:val="15"/>
+              </w:rPr>
+              <w:t>26. Sıra / 27</w:t>
+            </w:r>
+          </w:p>
+        </w:tc>
+        <w:tc>
+          <w:tcPr>
+            <w:tcW w:type="dxa" w:w="2160"/>
+            <w:tcMar>
+              <w:top w:w="20" w:type="dxa"/>
+              <w:bottom w:w="20" w:type="dxa"/>
+              <w:left w:w="35" w:type="dxa"/>
+              <w:right w:w="35" w:type="dxa"/>
+            </w:tcMar>
+          </w:tcPr>
+          <w:p>
+            <w:pPr>
+              <w:jc w:val="center"/>
+            </w:pPr>
+            <w:r>
+              <w:rPr>
+                <w:sz w:val="15"/>
+              </w:rPr>
+              <w:t>25. Sıra / 28</w:t>
+            </w:r>
+          </w:p>
+        </w:tc>
+        <w:tc>
+          <w:tcPr>
+            <w:tcW w:type="dxa" w:w="2160"/>
+            <w:tcMar>
+              <w:top w:w="20" w:type="dxa"/>
+              <w:bottom w:w="20" w:type="dxa"/>
+              <w:left w:w="35" w:type="dxa"/>
+              <w:right w:w="35" w:type="dxa"/>
+            </w:tcMar>
+            <w:shd w:fill="E8F8F5"/>
+          </w:tcPr>
+          <w:p>
+            <w:pPr>
+              <w:jc w:val="center"/>
+            </w:pPr>
+            <w:r>
+              <w:rPr>
+                <w:b/>
+                <w:sz w:val="15"/>
+              </w:rPr>
+              <w:t>+1 Sıra Yükseldi</w:t>
+            </w:r>
+          </w:p>
+        </w:tc>
+        <w:tc>
+          <w:tcPr>
+            <w:tcW w:type="dxa" w:w="2160"/>
+            <w:tcMar>
+              <w:top w:w="20" w:type="dxa"/>
+              <w:bottom w:w="20" w:type="dxa"/>
+              <w:left w:w="35" w:type="dxa"/>
+              <w:right w:w="35" w:type="dxa"/>
+            </w:tcMar>
+          </w:tcPr>
+          <w:p>
+            <w:pPr>
+              <w:jc w:val="center"/>
+            </w:pPr>
+            <w:r>
+              <w:rPr>
+                <w:sz w:val="15"/>
+              </w:rPr>
+              <w:t>Sınıf İçi Başarı</w:t>
+            </w:r>
+          </w:p>
+        </w:tc>
+      </w:tr>
+      <w:tr>
+        <w:tc>
+          <w:tcPr>
+            <w:tcW w:type="dxa" w:w="2160"/>
+            <w:tcMar>
+              <w:top w:w="20" w:type="dxa"/>
+              <w:bottom w:w="20" w:type="dxa"/>
+              <w:left w:w="35" w:type="dxa"/>
+              <w:right w:w="35" w:type="dxa"/>
+            </w:tcMar>
+          </w:tcPr>
+          <w:p>
+            <w:pPr>
+              <w:jc w:val="left"/>
+            </w:pPr>
+            <w:r>
+              <w:rPr>
+                <w:sz w:val="15"/>
+              </w:rPr>
+              <w:t>Okul Derecesi</w:t>
+            </w:r>
+          </w:p>
+        </w:tc>
+        <w:tc>
+          <w:tcPr>
+            <w:tcW w:type="dxa" w:w="2160"/>
+            <w:tcMar>
+              <w:top w:w="20" w:type="dxa"/>
+              <w:bottom w:w="20" w:type="dxa"/>
+              <w:left w:w="35" w:type="dxa"/>
+              <w:right w:w="35" w:type="dxa"/>
+            </w:tcMar>
+          </w:tcPr>
+          <w:p>
+            <w:pPr>
+              <w:jc w:val="center"/>
+            </w:pPr>
+            <w:r>
+              <w:rPr>
+                <w:sz w:val="15"/>
+              </w:rPr>
+              <w:t>94. Sıra / 110</w:t>
+            </w:r>
+          </w:p>
+        </w:tc>
+        <w:tc>
+          <w:tcPr>
+            <w:tcW w:type="dxa" w:w="2160"/>
+            <w:tcMar>
+              <w:top w:w="20" w:type="dxa"/>
+              <w:bottom w:w="20" w:type="dxa"/>
+              <w:left w:w="35" w:type="dxa"/>
+              <w:right w:w="35" w:type="dxa"/>
+            </w:tcMar>
+          </w:tcPr>
+          <w:p>
+            <w:pPr>
+              <w:jc w:val="center"/>
+            </w:pPr>
+            <w:r>
+              <w:rPr>
+                <w:sz w:val="15"/>
+              </w:rPr>
+              <w:t>48. Sıra / 56</w:t>
+            </w:r>
+          </w:p>
+        </w:tc>
+        <w:tc>
+          <w:tcPr>
+            <w:tcW w:type="dxa" w:w="2160"/>
+            <w:tcMar>
+              <w:top w:w="20" w:type="dxa"/>
+              <w:bottom w:w="20" w:type="dxa"/>
+              <w:left w:w="35" w:type="dxa"/>
+              <w:right w:w="35" w:type="dxa"/>
+            </w:tcMar>
+            <w:shd w:fill="E8F8F5"/>
+          </w:tcPr>
+          <w:p>
+            <w:pPr>
+              <w:jc w:val="center"/>
+            </w:pPr>
+            <w:r>
+              <w:rPr>
+                <w:b/>
+                <w:sz w:val="15"/>
+              </w:rPr>
+              <w:t>+46 Sıra Yükseldi</w:t>
+            </w:r>
+          </w:p>
+        </w:tc>
+        <w:tc>
+          <w:tcPr>
+            <w:tcW w:type="dxa" w:w="2160"/>
+            <w:tcMar>
+              <w:top w:w="20" w:type="dxa"/>
+              <w:bottom w:w="20" w:type="dxa"/>
+              <w:left w:w="35" w:type="dxa"/>
+              <w:right w:w="35" w:type="dxa"/>
+            </w:tcMar>
+          </w:tcPr>
+          <w:p>
+            <w:pPr>
+              <w:jc w:val="center"/>
+            </w:pPr>
+            <w:r>
+              <w:rPr>
+                <w:sz w:val="15"/>
+              </w:rPr>
+              <w:t>Okul İçi Başarı</w:t>
             </w:r>
           </w:p>
         </w:tc>
@@ -1535,9 +2157,567 @@
         <w:rPr>
           <w:b/>
           <w:color w:val="006666"/>
+          <w:sz w:val="16"/>
+        </w:rPr>
+        <w:t>Branş Bazlı Net Değişim Tablosu:</w:t>
+      </w:r>
+    </w:p>
+    <w:tbl>
+      <w:tblPr>
+        <w:tblW w:type="auto" w:w="0"/>
+        <w:jc w:val="center"/>
+        <w:tblLook w:firstColumn="1" w:firstRow="1" w:lastColumn="0" w:lastRow="0" w:noHBand="0" w:noVBand="1" w:val="04A0"/>
+        <w:tblBorders>
+          <w:top w:val="single" w:sz="4" w:space="0" w:color="B0C4DE"/>
+          <w:left w:val="single" w:sz="4" w:space="0" w:color="B0C4DE"/>
+          <w:bottom w:val="single" w:sz="4" w:space="0" w:color="B0C4DE"/>
+          <w:right w:val="single" w:sz="4" w:space="0" w:color="B0C4DE"/>
+          <w:insideH w:val="single" w:sz="4" w:space="0" w:color="B0C4DE"/>
+          <w:insideV w:val="single" w:sz="4" w:space="0" w:color="B0C4DE"/>
+        </w:tblBorders>
+      </w:tblPr>
+      <w:tblGrid>
+        <w:gridCol w:w="1543"/>
+        <w:gridCol w:w="1543"/>
+        <w:gridCol w:w="1543"/>
+        <w:gridCol w:w="1543"/>
+        <w:gridCol w:w="1543"/>
+        <w:gridCol w:w="1543"/>
+        <w:gridCol w:w="1543"/>
+      </w:tblGrid>
+      <w:tr>
+        <w:tc>
+          <w:tcPr>
+            <w:tcW w:type="dxa" w:w="1543"/>
+            <w:shd w:fill="1F497D"/>
+            <w:tcMar>
+              <w:top w:w="20" w:type="dxa"/>
+              <w:bottom w:w="20" w:type="dxa"/>
+              <w:left w:w="30" w:type="dxa"/>
+              <w:right w:w="30" w:type="dxa"/>
+            </w:tcMar>
+          </w:tcPr>
+          <w:p>
+            <w:pPr>
+              <w:jc w:val="center"/>
+            </w:pPr>
+            <w:r>
+              <w:rPr>
+                <w:b/>
+                <w:color w:val="FFFFFF"/>
+                <w:sz w:val="15"/>
+              </w:rPr>
+              <w:t>Deneme Sınavı</w:t>
+            </w:r>
+          </w:p>
+        </w:tc>
+        <w:tc>
+          <w:tcPr>
+            <w:tcW w:type="dxa" w:w="1543"/>
+            <w:shd w:fill="1F497D"/>
+            <w:tcMar>
+              <w:top w:w="20" w:type="dxa"/>
+              <w:bottom w:w="20" w:type="dxa"/>
+              <w:left w:w="30" w:type="dxa"/>
+              <w:right w:w="30" w:type="dxa"/>
+            </w:tcMar>
+          </w:tcPr>
+          <w:p>
+            <w:pPr>
+              <w:jc w:val="center"/>
+            </w:pPr>
+            <w:r>
+              <w:rPr>
+                <w:b/>
+                <w:color w:val="FFFFFF"/>
+                <w:sz w:val="15"/>
+              </w:rPr>
+              <w:t>Türkçe</w:t>
+            </w:r>
+          </w:p>
+        </w:tc>
+        <w:tc>
+          <w:tcPr>
+            <w:tcW w:type="dxa" w:w="1543"/>
+            <w:shd w:fill="1F497D"/>
+            <w:tcMar>
+              <w:top w:w="20" w:type="dxa"/>
+              <w:bottom w:w="20" w:type="dxa"/>
+              <w:left w:w="30" w:type="dxa"/>
+              <w:right w:w="30" w:type="dxa"/>
+            </w:tcMar>
+          </w:tcPr>
+          <w:p>
+            <w:pPr>
+              <w:jc w:val="center"/>
+            </w:pPr>
+            <w:r>
+              <w:rPr>
+                <w:b/>
+                <w:color w:val="FFFFFF"/>
+                <w:sz w:val="15"/>
+              </w:rPr>
+              <w:t>İnkılap</w:t>
+            </w:r>
+          </w:p>
+        </w:tc>
+        <w:tc>
+          <w:tcPr>
+            <w:tcW w:type="dxa" w:w="1543"/>
+            <w:shd w:fill="1F497D"/>
+            <w:tcMar>
+              <w:top w:w="20" w:type="dxa"/>
+              <w:bottom w:w="20" w:type="dxa"/>
+              <w:left w:w="30" w:type="dxa"/>
+              <w:right w:w="30" w:type="dxa"/>
+            </w:tcMar>
+          </w:tcPr>
+          <w:p>
+            <w:pPr>
+              <w:jc w:val="center"/>
+            </w:pPr>
+            <w:r>
+              <w:rPr>
+                <w:b/>
+                <w:color w:val="FFFFFF"/>
+                <w:sz w:val="15"/>
+              </w:rPr>
+              <w:t>Din Kül.</w:t>
+            </w:r>
+          </w:p>
+        </w:tc>
+        <w:tc>
+          <w:tcPr>
+            <w:tcW w:type="dxa" w:w="1543"/>
+            <w:shd w:fill="1F497D"/>
+            <w:tcMar>
+              <w:top w:w="20" w:type="dxa"/>
+              <w:bottom w:w="20" w:type="dxa"/>
+              <w:left w:w="30" w:type="dxa"/>
+              <w:right w:w="30" w:type="dxa"/>
+            </w:tcMar>
+          </w:tcPr>
+          <w:p>
+            <w:pPr>
+              <w:jc w:val="center"/>
+            </w:pPr>
+            <w:r>
+              <w:rPr>
+                <w:b/>
+                <w:color w:val="FFFFFF"/>
+                <w:sz w:val="15"/>
+              </w:rPr>
+              <w:t>İngilizce</w:t>
+            </w:r>
+          </w:p>
+        </w:tc>
+        <w:tc>
+          <w:tcPr>
+            <w:tcW w:type="dxa" w:w="1543"/>
+            <w:shd w:fill="1F497D"/>
+            <w:tcMar>
+              <w:top w:w="20" w:type="dxa"/>
+              <w:bottom w:w="20" w:type="dxa"/>
+              <w:left w:w="30" w:type="dxa"/>
+              <w:right w:w="30" w:type="dxa"/>
+            </w:tcMar>
+          </w:tcPr>
+          <w:p>
+            <w:pPr>
+              <w:jc w:val="center"/>
+            </w:pPr>
+            <w:r>
+              <w:rPr>
+                <w:b/>
+                <w:color w:val="FFFFFF"/>
+                <w:sz w:val="15"/>
+              </w:rPr>
+              <w:t>Matematik</w:t>
+            </w:r>
+          </w:p>
+        </w:tc>
+        <w:tc>
+          <w:tcPr>
+            <w:tcW w:type="dxa" w:w="1543"/>
+            <w:shd w:fill="1F497D"/>
+            <w:tcMar>
+              <w:top w:w="20" w:type="dxa"/>
+              <w:bottom w:w="20" w:type="dxa"/>
+              <w:left w:w="30" w:type="dxa"/>
+              <w:right w:w="30" w:type="dxa"/>
+            </w:tcMar>
+          </w:tcPr>
+          <w:p>
+            <w:pPr>
+              <w:jc w:val="center"/>
+            </w:pPr>
+            <w:r>
+              <w:rPr>
+                <w:b/>
+                <w:color w:val="FFFFFF"/>
+                <w:sz w:val="15"/>
+              </w:rPr>
+              <w:t>Fen Bil.</w:t>
+            </w:r>
+          </w:p>
+        </w:tc>
+      </w:tr>
+      <w:tr>
+        <w:tc>
+          <w:tcPr>
+            <w:tcW w:type="dxa" w:w="1543"/>
+            <w:tcMar>
+              <w:top w:w="15" w:type="dxa"/>
+              <w:bottom w:w="15" w:type="dxa"/>
+              <w:left w:w="25" w:type="dxa"/>
+              <w:right w:w="25" w:type="dxa"/>
+            </w:tcMar>
+          </w:tcPr>
+          <w:p>
+            <w:pPr>
+              <w:jc w:val="center"/>
+            </w:pPr>
+            <w:r>
+              <w:rPr>
+                <w:sz w:val="15"/>
+              </w:rPr>
+              <w:t>1. PARAF LGS 1</w:t>
+            </w:r>
+          </w:p>
+        </w:tc>
+        <w:tc>
+          <w:tcPr>
+            <w:tcW w:type="dxa" w:w="1543"/>
+            <w:tcMar>
+              <w:top w:w="15" w:type="dxa"/>
+              <w:bottom w:w="15" w:type="dxa"/>
+              <w:left w:w="25" w:type="dxa"/>
+              <w:right w:w="25" w:type="dxa"/>
+            </w:tcMar>
+          </w:tcPr>
+          <w:p>
+            <w:pPr>
+              <w:jc w:val="center"/>
+            </w:pPr>
+            <w:r>
+              <w:rPr>
+                <w:sz w:val="15"/>
+              </w:rPr>
+              <w:t>1.67</w:t>
+            </w:r>
+          </w:p>
+        </w:tc>
+        <w:tc>
+          <w:tcPr>
+            <w:tcW w:type="dxa" w:w="1543"/>
+            <w:tcMar>
+              <w:top w:w="15" w:type="dxa"/>
+              <w:bottom w:w="15" w:type="dxa"/>
+              <w:left w:w="25" w:type="dxa"/>
+              <w:right w:w="25" w:type="dxa"/>
+            </w:tcMar>
+          </w:tcPr>
+          <w:p>
+            <w:pPr>
+              <w:jc w:val="center"/>
+            </w:pPr>
+            <w:r>
+              <w:rPr>
+                <w:sz w:val="15"/>
+              </w:rPr>
+              <w:t>6.00</w:t>
+            </w:r>
+          </w:p>
+        </w:tc>
+        <w:tc>
+          <w:tcPr>
+            <w:tcW w:type="dxa" w:w="1543"/>
+            <w:tcMar>
+              <w:top w:w="15" w:type="dxa"/>
+              <w:bottom w:w="15" w:type="dxa"/>
+              <w:left w:w="25" w:type="dxa"/>
+              <w:right w:w="25" w:type="dxa"/>
+            </w:tcMar>
+          </w:tcPr>
+          <w:p>
+            <w:pPr>
+              <w:jc w:val="center"/>
+            </w:pPr>
+            <w:r>
+              <w:rPr>
+                <w:sz w:val="15"/>
+              </w:rPr>
+              <w:t>0.67</w:t>
+            </w:r>
+          </w:p>
+        </w:tc>
+        <w:tc>
+          <w:tcPr>
+            <w:tcW w:type="dxa" w:w="1543"/>
+            <w:tcMar>
+              <w:top w:w="15" w:type="dxa"/>
+              <w:bottom w:w="15" w:type="dxa"/>
+              <w:left w:w="25" w:type="dxa"/>
+              <w:right w:w="25" w:type="dxa"/>
+            </w:tcMar>
+          </w:tcPr>
+          <w:p>
+            <w:pPr>
+              <w:jc w:val="center"/>
+            </w:pPr>
+            <w:r>
+              <w:rPr>
+                <w:sz w:val="15"/>
+              </w:rPr>
+              <w:t>-2.00</w:t>
+            </w:r>
+          </w:p>
+        </w:tc>
+        <w:tc>
+          <w:tcPr>
+            <w:tcW w:type="dxa" w:w="1543"/>
+            <w:tcMar>
+              <w:top w:w="15" w:type="dxa"/>
+              <w:bottom w:w="15" w:type="dxa"/>
+              <w:left w:w="25" w:type="dxa"/>
+              <w:right w:w="25" w:type="dxa"/>
+            </w:tcMar>
+          </w:tcPr>
+          <w:p>
+            <w:pPr>
+              <w:jc w:val="center"/>
+            </w:pPr>
+            <w:r>
+              <w:rPr>
+                <w:sz w:val="15"/>
+              </w:rPr>
+              <w:t>0.00</w:t>
+            </w:r>
+          </w:p>
+        </w:tc>
+        <w:tc>
+          <w:tcPr>
+            <w:tcW w:type="dxa" w:w="1543"/>
+            <w:tcMar>
+              <w:top w:w="15" w:type="dxa"/>
+              <w:bottom w:w="15" w:type="dxa"/>
+              <w:left w:w="25" w:type="dxa"/>
+              <w:right w:w="25" w:type="dxa"/>
+            </w:tcMar>
+          </w:tcPr>
+          <w:p>
+            <w:pPr>
+              <w:jc w:val="center"/>
+            </w:pPr>
+            <w:r>
+              <w:rPr>
+                <w:sz w:val="15"/>
+              </w:rPr>
+              <w:t>6.67</w:t>
+            </w:r>
+          </w:p>
+        </w:tc>
+      </w:tr>
+      <w:tr>
+        <w:tc>
+          <w:tcPr>
+            <w:tcW w:type="dxa" w:w="1543"/>
+            <w:tcMar>
+              <w:top w:w="15" w:type="dxa"/>
+              <w:bottom w:w="15" w:type="dxa"/>
+              <w:left w:w="25" w:type="dxa"/>
+              <w:right w:w="25" w:type="dxa"/>
+            </w:tcMar>
+          </w:tcPr>
+          <w:p>
+            <w:pPr>
+              <w:jc w:val="center"/>
+            </w:pPr>
+            <w:r>
+              <w:rPr>
+                <w:b/>
+                <w:sz w:val="15"/>
+              </w:rPr>
+              <w:t>Net Farkı (+/-)</w:t>
+            </w:r>
+          </w:p>
+        </w:tc>
+        <w:tc>
+          <w:tcPr>
+            <w:tcW w:type="dxa" w:w="1543"/>
+            <w:tcMar>
+              <w:top w:w="15" w:type="dxa"/>
+              <w:bottom w:w="15" w:type="dxa"/>
+              <w:left w:w="25" w:type="dxa"/>
+              <w:right w:w="25" w:type="dxa"/>
+            </w:tcMar>
+            <w:shd w:fill="FDEDEC"/>
+          </w:tcPr>
+          <w:p>
+            <w:pPr>
+              <w:jc w:val="center"/>
+            </w:pPr>
+            <w:r>
+              <w:rPr>
+                <w:b/>
+                <w:sz w:val="15"/>
+              </w:rPr>
+              <w:t>-1.67</w:t>
+            </w:r>
+          </w:p>
+        </w:tc>
+        <w:tc>
+          <w:tcPr>
+            <w:tcW w:type="dxa" w:w="1543"/>
+            <w:tcMar>
+              <w:top w:w="15" w:type="dxa"/>
+              <w:bottom w:w="15" w:type="dxa"/>
+              <w:left w:w="25" w:type="dxa"/>
+              <w:right w:w="25" w:type="dxa"/>
+            </w:tcMar>
+            <w:shd w:fill="E8F8F5"/>
+          </w:tcPr>
+          <w:p>
+            <w:pPr>
+              <w:jc w:val="center"/>
+            </w:pPr>
+            <w:r>
+              <w:rPr>
+                <w:b/>
+                <w:sz w:val="15"/>
+              </w:rPr>
+              <w:t>+1.33</w:t>
+            </w:r>
+          </w:p>
+        </w:tc>
+        <w:tc>
+          <w:tcPr>
+            <w:tcW w:type="dxa" w:w="1543"/>
+            <w:tcMar>
+              <w:top w:w="15" w:type="dxa"/>
+              <w:bottom w:w="15" w:type="dxa"/>
+              <w:left w:w="25" w:type="dxa"/>
+              <w:right w:w="25" w:type="dxa"/>
+            </w:tcMar>
+          </w:tcPr>
+          <w:p>
+            <w:pPr>
+              <w:jc w:val="center"/>
+            </w:pPr>
+            <w:r>
+              <w:rPr>
+                <w:b/>
+                <w:sz w:val="15"/>
+              </w:rPr>
+              <w:t>+0.00</w:t>
+            </w:r>
+          </w:p>
+        </w:tc>
+        <w:tc>
+          <w:tcPr>
+            <w:tcW w:type="dxa" w:w="1543"/>
+            <w:tcMar>
+              <w:top w:w="15" w:type="dxa"/>
+              <w:bottom w:w="15" w:type="dxa"/>
+              <w:left w:w="25" w:type="dxa"/>
+              <w:right w:w="25" w:type="dxa"/>
+            </w:tcMar>
+          </w:tcPr>
+          <w:p>
+            <w:pPr>
+              <w:jc w:val="center"/>
+            </w:pPr>
+            <w:r>
+              <w:rPr>
+                <w:b/>
+                <w:sz w:val="15"/>
+              </w:rPr>
+              <w:t>+0.00</w:t>
+            </w:r>
+          </w:p>
+        </w:tc>
+        <w:tc>
+          <w:tcPr>
+            <w:tcW w:type="dxa" w:w="1543"/>
+            <w:tcMar>
+              <w:top w:w="15" w:type="dxa"/>
+              <w:bottom w:w="15" w:type="dxa"/>
+              <w:left w:w="25" w:type="dxa"/>
+              <w:right w:w="25" w:type="dxa"/>
+            </w:tcMar>
+            <w:shd w:fill="E8F8F5"/>
+          </w:tcPr>
+          <w:p>
+            <w:pPr>
+              <w:jc w:val="center"/>
+            </w:pPr>
+            <w:r>
+              <w:rPr>
+                <w:b/>
+                <w:sz w:val="15"/>
+              </w:rPr>
+              <w:t>+3.00</w:t>
+            </w:r>
+          </w:p>
+        </w:tc>
+        <w:tc>
+          <w:tcPr>
+            <w:tcW w:type="dxa" w:w="1543"/>
+            <w:tcMar>
+              <w:top w:w="15" w:type="dxa"/>
+              <w:bottom w:w="15" w:type="dxa"/>
+              <w:left w:w="25" w:type="dxa"/>
+              <w:right w:w="25" w:type="dxa"/>
+            </w:tcMar>
+            <w:shd w:fill="FDEDEC"/>
+          </w:tcPr>
+          <w:p>
+            <w:pPr>
+              <w:jc w:val="center"/>
+            </w:pPr>
+            <w:r>
+              <w:rPr>
+                <w:b/>
+                <w:sz w:val="15"/>
+              </w:rPr>
+              <w:t>-2.67</w:t>
+            </w:r>
+          </w:p>
+        </w:tc>
+      </w:tr>
+    </w:tbl>
+    <w:p>
+      <w:pPr>
+        <w:spacing w:before="40" w:after="40"/>
+      </w:pPr>
+      <w:r>
+        <w:rPr>
+          <w:b/>
+          <w:color w:val="0E6655"/>
+          <w:sz w:val="16"/>
+        </w:rPr>
+        <w:t xml:space="preserve">⭐ En Yüksek Artış: Matematik (+3.00 Net)  |  </w:t>
+      </w:r>
+      <w:r>
+        <w:rPr>
+          <w:b/>
+          <w:color w:val="B41414"/>
+          <w:sz w:val="16"/>
+        </w:rPr>
+        <w:t>⚠️ Takip / Müdahale Alanı: Fen Bilimleri (-2.67 Net)</w:t>
+      </w:r>
+    </w:p>
+    <w:p>
+      <w:pPr>
+        <w:spacing w:before="60" w:after="20"/>
+      </w:pPr>
+      <w:r>
+        <w:rPr>
+          <w:b/>
+          <w:color w:val="006666"/>
           <w:sz w:val="18"/>
         </w:rPr>
-        <w:t>1. GENEL KAZANIM BAŞARI VE EKSİK ENVANTERİ</w:t>
+        <w:t>2. GENEL KAZANIM BAŞARI VE EKSİK ENVANTERİ</w:t>
       </w:r>
     </w:p>
     <w:p>
@@ -1557,7 +2737,7 @@
           <w:color w:val="B41414"/>
           <w:sz w:val="16"/>
         </w:rPr>
-        <w:t>Türkçe: Sözcük ve Sözcük Gruplarında Anlam, Türkçe: Öznel ve Nesnel Anlatımlı Cümleler, Türkçe: Deyimler, Türkçe: Tablo ve Grafik Yorumlama, Türkçe: Görsel Yorumlama, Türkçe: Sebep-Sonuç, Amaç-Sonuç Cümleleri, Türkçe: Soru-Cevap, Türkçe: Büyük Harflerin Kullanıldığı Yerler, Türkçe: Konu-Başlık, Türkçe: Metin Tamamlama-Metin Oluşturma, Din Kültürü: 2. İnsanın İradesi ve Kader, Din Kültürü: 5. Bir Ayet Tanıyorum: Ayet El- Kürsi ve Anlamı, İngilizce: Invitation Cards and Letters, İngilizce: Accepting &amp; Refusing an Invitation, İngilizce: Understanding Texts on Friendship, İngilizce: Some Qualities of a True Friend, İngilizce: Making an Excuse and Apologizing, Matematik: Tam Sayıların, Tam Sayı Kuvvetlerini Hesaplar.</w:t>
+        <w:t>Türkçe: Cümlede Anlam, Türkçe: Deyimler ve Atasözleri, Türkçe: Paragrafta Anlam ve Yapı, Türkçe: Paragrafta Konu ve Başlık, Türkçe: Paragrafta Ana Düşünce, Türkçe: Düşünceyi Geliştirme Yolları, Türkçe: Grafik ve Tablo Okuma, Din Kültürü: Kaderle İlgili Kavramlar, İngilizce: Teklif Yapma, Kabul Etme, Özür Dileme, İngilizce: Frıendshıp, İngilizce: The Internet, İngilizce: Tercihleri İfade Etme, İngilizce: Soru Cümlesi, Fen Bilimleri: DNA ve Genetik Kod, Fen Bilimleri: DNA'nı Eşlenmesi</w:t>
       </w:r>
     </w:p>
     <w:p>
@@ -1576,7 +2756,7 @@
         <w:rPr>
           <w:sz w:val="16"/>
         </w:rPr>
-        <w:t>İnkılap Tarihi: Adım Adım Liderliğe (%33), Din Kültürü: 1. Kader ve Kaza İnancı (%33), Din Kültürü: 3. Kaderle İlgili Kavramlar (%33), Matematik: Verilen Pozitif Tam Sayıların Pozitif Tam Sayı Çarpanlarını Bulur, Pozitif Tam Sayıların Pozitif Tam Sayı Çarpanlarını Üslü İfadelerin Çarpımı Şeklinde Yazar. (%25), Matematik: İki Doğal Sayının En Büyük Ortak Bölenini (Ebob) ve En Küçük Ortak Katını (Ekok) Hesaplar, İlgili Problemleri Çözer. (%14), Matematik: Üslü İfadelerle İlgili Temel Kuralları Anlar, Birbirine Denk İfadeler Oluşturur. (%25)</w:t>
+        <w:t>Türkçe: Fiilimsilerin İşlevi (%33), Din Kültürü: Kaza Ve Kader (%40), Din Kültürü: İnsanın Özgürlüğü Ve Sorumluluğu (%33), Matematik: Çarpanlar ve Katlar (%29), Matematik: Üslü İfadeler (%33), Fen Bilimleri: Mevsimlerin Oluşumu (%40), Fen Bilimleri: İklim ve Hava Olayları (%40)</w:t>
       </w:r>
     </w:p>
     <w:p>
@@ -1596,7 +2776,7 @@
           <w:color w:val="0E6655"/>
           <w:sz w:val="16"/>
         </w:rPr>
-        <w:t>7 adet kazanımda %100 tam başarı sağlandı.</w:t>
+        <w:t>3 adet kazanımda %100 tam başarı sağlandı.</w:t>
       </w:r>
     </w:p>
     <w:p>
@@ -1609,7 +2789,7 @@
           <w:color w:val="1F497D"/>
           <w:sz w:val="18"/>
         </w:rPr>
-        <w:t>2. TÜM DERSLER İÇİN KİŞİSELLEŞTİRİLMİŞ BRANŞ GELİŞİM REÇETELERİ</w:t>
+        <w:t>3. TÜM DERSLER İÇİN KİŞİSELLEŞTİRİLMİŞ BRANŞ GELİŞİM REÇETELERİ</w:t>
       </w:r>
     </w:p>
     <w:tbl>
@@ -1659,7 +2839,7 @@
                 <w:color w:val="3C3C3C"/>
                 <w:sz w:val="15"/>
               </w:rPr>
-              <w:t>[Net: 6.67 | D: 10 | Y: 10 | B: 0 | Başarı: %33.4]</w:t>
+              <w:t>[Net: 4.00 | D: 8 | Y: 12 | B: 0 | Başarı: %20.0]</w:t>
             </w:r>
           </w:p>
         </w:tc>
@@ -1691,7 +2871,26 @@
               <w:rPr>
                 <w:sz w:val="15"/>
               </w:rPr>
-              <w:t>Mevsimlerin Oluşumu: %50.0 | İklim ve Hava Hareketleri: %50.0</w:t>
+              <w:t>Mevsimlerin Oluşumu: %40.0 | DNA ve Genetik Kod: %0.0 | İklim ve Hava Olayları: %40.0 | DNA ve Yapısı: %66.7 | DNA'nı Eşlenmesi: %0.0</w:t>
+            </w:r>
+          </w:p>
+          <w:p>
+            <w:pPr>
+              <w:spacing w:after="20"/>
+            </w:pPr>
+            <w:r>
+              <w:rPr>
+                <w:b/>
+                <w:color w:val="B41414"/>
+                <w:sz w:val="15"/>
+              </w:rPr>
+              <w:t xml:space="preserve">🔴 Sıfır Çekilen Kazanımlar (%0): </w:t>
+            </w:r>
+            <w:r>
+              <w:rPr>
+                <w:sz w:val="15"/>
+              </w:rPr>
+              <w:t>DNA ve Genetik Kod, DNA'nı Eşlenmesi</w:t>
             </w:r>
           </w:p>
           <w:p>
@@ -1710,7 +2909,7 @@
               <w:rPr>
                 <w:sz w:val="15"/>
               </w:rPr>
-              <w:t>Mevsimlerin Oluşumu (%50), İklim ve Hava Hareketleri (%50)</w:t>
+              <w:t>Mevsimlerin Oluşumu (%40), İklim ve Hava Olayları (%40), DNA ve Yapısı (%67)</w:t>
             </w:r>
           </w:p>
           <w:p>
@@ -1729,7 +2928,7 @@
               <w:rPr>
                 <w:sz w:val="15"/>
               </w:rPr>
-              <w:t>Fen Bilimleri netin: 6.67 (10 Doğru, 10 Yanlış, 0 Boş). Fen Bilimleri dersi öncelikli müdahale alanındır (6.67 Net, 10 Yanlış). Kesin Kural: Emin olmadığın soruları rastgele tahminle işaretleme; bilmediğini boş bırakmak dahi netini hemen yükseltecektir. Haftalık 30 temel seviye kazanım sorusu çöz ve yapamadığın her soruyu öğretmenine sor.</w:t>
+              <w:t>Fen Bilimleri netin: 4.00 (8 Doğru, 12 Yanlış, 0 Boş). Fen Bilimleri dersi öncelikli müdahale alanındır (4.00 Net, 12 Yanlış). Kesin Kural: Emin olmadığın soruları rastgele tahminle işaretleme; bilmediğini boş bırakmak dahi netini hemen yükseltecektir. 'Mevsimlerin Oluşumu' (%40) temel kavramlarını sıfırdan çalış. 'İklim ve Hava Hareketleri' (%40) hava olayları kavram haritasını çıkar. Haftalık 30 temel seviye kazanım sorusu çöz ve yapamadığın her soruyu öğretmenine sor.</w:t>
             </w:r>
           </w:p>
           <w:p>
@@ -1813,7 +3012,7 @@
                 <w:color w:val="3C3C3C"/>
                 <w:sz w:val="15"/>
               </w:rPr>
-              <w:t>[Net: 0.00 | D: 5 | Y: 15 | B: 0 | Başarı: %0.0]</w:t>
+              <w:t>[Net: 3.00 | D: 7 | Y: 12 | B: 1 | Başarı: %15.0]</w:t>
             </w:r>
           </w:p>
         </w:tc>
@@ -1845,26 +3044,7 @@
               <w:rPr>
                 <w:sz w:val="15"/>
               </w:rPr>
-              <w:t>Çarpanlar ve Katlar / Asal Çarpanlar: %25 | EBOB-EKOK Problemleri: %14 | Üslü İfadeler Temel Kuralları: %25 | Aralarında Asal Sayılar: %67 | Tam Sayı Kuvvetleri (Negatif Üs): %0</w:t>
-            </w:r>
-          </w:p>
-          <w:p>
-            <w:pPr>
-              <w:spacing w:after="20"/>
-            </w:pPr>
-            <w:r>
-              <w:rPr>
-                <w:b/>
-                <w:color w:val="B41414"/>
-                <w:sz w:val="15"/>
-              </w:rPr>
-              <w:t xml:space="preserve">🔴 Sıfır Çekilen Kazanımlar (%0): </w:t>
-            </w:r>
-            <w:r>
-              <w:rPr>
-                <w:sz w:val="15"/>
-              </w:rPr>
-              <w:t>Tam Sayı Kuvvetleri (Negatif Üs)</w:t>
+              <w:t>Çarpanlar ve Katlar: %29 | Ebob-Ekok Problemleri: %50 | Üslü İfadeler: %33</w:t>
             </w:r>
           </w:p>
           <w:p>
@@ -1883,7 +3063,7 @@
               <w:rPr>
                 <w:sz w:val="15"/>
               </w:rPr>
-              <w:t>Çarpanlar ve Katlar / Asal Çarpanlar (%25), EBOB-EKOK Problemleri (%14), Üslü İfadeler Temel Kuralları (%25), Aralarında Asal Sayılar (%67)</w:t>
+              <w:t>Çarpanlar ve Katlar (%29), Ebob-Ekok Problemleri (%50), Üslü İfadeler (%33)</w:t>
             </w:r>
           </w:p>
           <w:p>
@@ -1902,7 +3082,7 @@
               <w:rPr>
                 <w:sz w:val="15"/>
               </w:rPr>
-              <w:t xml:space="preserve">Matematik netin: 0.00 (5 Doğru, 15 Yanlış, 0 Boş). Matematik dersi LGS başarında en kritik sıçrama alanındır (0.00 Net, 15 Yanlış). Stratejik Kural: Bilmediğin soruyu boş bırakmak 0.33 net kazandırır; rastgele tahmin yapmayı derhal bırak! Öncelikle [Tam Sayı Kuvvetleri (Negatif Üs), Çarpanlar ve Katlar / Asal Çarpanlar] konularındaki temel kazanım kavrama testlerini çöz. </w:t>
+              <w:t xml:space="preserve">Matematik netin: 3.00 (7 Doğru, 12 Yanlış, 1 Boş). Matematik dersi LGS başarında en kritik sıçrama alanındır (3.00 Net, 12 Yanlış). Stratejik Kural: Bilmediğin soruyu boş bırakmak 0.33 net kazandırır; rastgele tahmin yapmayı derhal bırak! Öncelikle [Çarpanlar ve Katlar, Ebob-Ekok Problemleri] konularındaki temel kazanım kavrama testlerini çöz. </w:t>
             </w:r>
           </w:p>
           <w:p>
@@ -1986,7 +3166,7 @@
                 <w:color w:val="3C3C3C"/>
                 <w:sz w:val="15"/>
               </w:rPr>
-              <w:t>[Net: 1.67 | D: 6 | Y: 13 | B: 1 | Başarı: %8.3]</w:t>
+              <w:t>[Net: 0.00 | D: 5 | Y: 15 | B: 0 | Başarı: %0.0]</w:t>
             </w:r>
           </w:p>
         </w:tc>
@@ -2018,7 +3198,7 @@
               <w:rPr>
                 <w:sz w:val="15"/>
               </w:rPr>
-              <w:t>4/16 Tam Başarı | Gelişim Alanları: Sözcük ve Sözcük Gruplarında Anlam: %0 | Cümle Yorumlama-Örtülü Anlam: %50 | Öznel ve Nesnel Anlatımlı Cümleler: %0 | Deyimler: %0</w:t>
+              <w:t>1/16 Tam Başarı | Gelişim Alanları: Sözcükte Anlam: %50 | Cümlede Anlam: %0 | Deyimler ve Atasözleri: %0 | Paragrafta Anlam ve Yapı: %0</w:t>
             </w:r>
           </w:p>
           <w:p>
@@ -2037,7 +3217,7 @@
               <w:rPr>
                 <w:sz w:val="15"/>
               </w:rPr>
-              <w:t>Sözcük ve Sözcük Gruplarında Anlam, Öznel ve Nesnel Anlatımlı Cümleler, Deyimler, Tablo ve Grafik Yorumlama, Görsel Yorumlama, Sebep-Sonuç, Amaç-Sonuç Cümleleri, Soru-Cevap, Büyük Harflerin Kullanıldığı Yerler, Konu-Başlık, Metin Tamamlama-Metin Oluşturma</w:t>
+              <w:t>Cümlede Anlam, Deyimler ve Atasözleri, Paragrafta Anlam ve Yapı, Paragrafta Konu ve Başlık, Paragrafta Ana Düşünce, Düşünceyi Geliştirme Yolları, Grafik ve Tablo Okuma</w:t>
             </w:r>
           </w:p>
           <w:p>
@@ -2056,7 +3236,7 @@
               <w:rPr>
                 <w:sz w:val="15"/>
               </w:rPr>
-              <w:t>Cümle Yorumlama-Örtülü Anlam (%50), FİİLİMSİLER (%50)</w:t>
+              <w:t>Sözcükte Anlam (%50), Yazım Kuralları (%50), Fiilimsilerin İşlevi (%33)</w:t>
             </w:r>
           </w:p>
           <w:p>
@@ -2075,7 +3255,7 @@
               <w:rPr>
                 <w:sz w:val="15"/>
               </w:rPr>
-              <w:t>Türkçe branş netin: 1.67 (6 Doğru, 13 Yanlış, 1 Boş). Türkçe branşında 13 yanlış ciddi bir net kaybına yol açmış (1.67 Net). Acilen sıfır çektiğin [Sözcük ve Sözcük Gruplarında Anlam, Öznel ve Nesnel Anlatımlı Cümleler, Deyimler] konularını konu fasikülünden çalış. Paragrafı kendi yorumunla değil metindeki kanıtla çöz; günde 20 paragraf + 10 dil bilgisi çöz.</w:t>
+              <w:t>Türkçe branş netin: 0.00 (5 Doğru, 15 Yanlış, 0 Boş). Türkçe branşında 15 yanlış ciddi bir net kaybına yol açmış (0.00 Net). Acilen sıfır çektiğin [Cümlede Anlam, Deyimler ve Atasözleri, Paragrafta Anlam ve Yapı] konularını konu fasikülünden çalış. Paragrafı kendi yorumunla değil metindeki kanıtla çöz; günde 20 paragraf + 10 dil bilgisi çöz.</w:t>
             </w:r>
           </w:p>
           <w:p>
@@ -2159,7 +3339,7 @@
                 <w:color w:val="3C3C3C"/>
                 <w:sz w:val="15"/>
               </w:rPr>
-              <w:t>[Net: 6.00 | D: 7 | Y: 3 | B: 0 | Başarı: %60.0]</w:t>
+              <w:t>[Net: 7.33 | D: 8 | Y: 2 | B: 0 | Başarı: %73.3]</w:t>
             </w:r>
           </w:p>
         </w:tc>
@@ -2191,7 +3371,7 @@
               <w:rPr>
                 <w:sz w:val="15"/>
               </w:rPr>
-              <w:t>Mustafa Kemal'in Öğrenim Hayatı: %67 | Uyanan Avrupa ve Sarsılan Osmanlı: %100 | Mustafa Kemal'in Fikir Hayatını Etkileyen Olaylar: %100 | Mustafa Kemal'in Askerlik Hayatı: %33</w:t>
+              <w:t>20. Yüzyıl Başlarında Osmanlı: %67 | M. Kemal'in Fikir Hayatını Etkileyen Olay ve Kişiler: %50 | M. Kemal'in Çocukluk Dönemi ve Öğrenim Hayatı: %100 | M. Kemal'İn Askerlik Hayatı: %100</w:t>
             </w:r>
           </w:p>
           <w:p>
@@ -2210,7 +3390,7 @@
               <w:rPr>
                 <w:sz w:val="15"/>
               </w:rPr>
-              <w:t>Mustafa Kemal'in Öğrenim Hayatı (%67), Mustafa Kemal'in Askerlik Hayatı (%33)</w:t>
+              <w:t>20. Yüzyıl Başlarında Osmanlı (%67), M. Kemal'in Fikir Hayatını Etkileyen Olay ve Kişiler (%50)</w:t>
             </w:r>
           </w:p>
           <w:p>
@@ -2229,7 +3409,7 @@
               <w:rPr>
                 <w:sz w:val="15"/>
               </w:rPr>
-              <w:t>İnkılap Tarihi netin: 6.00 (7 Doğru, 3 Yanlış, 0 Boş). Hedeflenen seviyenin altında kalındı (6.00 Net). Pekiştirilmesi gereken [Mustafa Kemal'in Öğrenim Hayatı (%67), Mustafa Kemal'in Askerlik Hayatı (%33)] konularında kronoloji tablosu çıkar. Sorularda 'Yalnızca bu bilgiye göre' köklerine dikkat et; metne sadık kal. Haftalık 25 soru çöz.</w:t>
+              <w:t>İnkılap Tarihi netin: 7.33 (8 Doğru, 2 Yanlış, 0 Boş). Hedeflenen seviyenin altında kalındı (7.33 Net). Pekiştirilmesi gereken [20. Yüzyıl Başlarında Osmanlı (%67), M. Kemal'in Fikir Hayatını Etkileyen Olay ve Kişiler (%50)] konularında kronoloji tablosu çıkar. Sorularda 'Yalnızca bu bilgiye göre' köklerine dikkat et; metne sadık kal. Haftalık 25 soru çöz.</w:t>
             </w:r>
           </w:p>
           <w:p>
@@ -2345,7 +3525,7 @@
               <w:rPr>
                 <w:sz w:val="15"/>
               </w:rPr>
-              <w:t>Kader ve Kaza İnancı: %33 | İnsanın İradesi ve Kader: %0 | Kader Kavramları (Ömür, Ecel, Rızık, Tevekkül): %33 | Ayet el-Kürsi ve Anlamı: %0 | Hz. Musa (A.S.) ve Mücadelesi: %100</w:t>
+              <w:t>Kaza Ve Kader: %40 | İnsanın Özgürlüğü Ve Sorumluluğu: %33 | Kaderle İlgili Kavramlar: %0</w:t>
             </w:r>
           </w:p>
           <w:p>
@@ -2364,7 +3544,7 @@
               <w:rPr>
                 <w:sz w:val="15"/>
               </w:rPr>
-              <w:t>İnsanın İradesi ve Kader, Ayet el-Kürsi ve Anlamı</w:t>
+              <w:t>Kaderle İlgili Kavramlar</w:t>
             </w:r>
           </w:p>
           <w:p>
@@ -2383,7 +3563,7 @@
               <w:rPr>
                 <w:sz w:val="15"/>
               </w:rPr>
-              <w:t>Kader ve Kaza İnancı (%33), Kader Kavramları (Ömür, Ecel, Rızık, Tevekkül) (%33)</w:t>
+              <w:t>Kaza Ve Kader (%40), İnsanın Özgürlüğü Ve Sorumluluğu (%33)</w:t>
             </w:r>
           </w:p>
           <w:p>
@@ -2402,7 +3582,7 @@
               <w:rPr>
                 <w:sz w:val="15"/>
               </w:rPr>
-              <w:t>Din Kültürü netin: 0.67 (3 Doğru, 7 Yanlış, 0 Boş). Din Kültürü netin (0.67) potansiyelinin altında. Sıfır çektiğin [İnsanın İradesi ve Kader, Ayet el-Kürsi ve Anlamı] konusunu mutlaka tekrar et. Kavram karmaşası yaşanan [Kader ve Kaza İnancı (%33), Kader Kavramları (Ömür, Ecel, Rızık, Tevekkül) (%33)] alanlarına odaklan. Ömür, ecel, rızık, tevekkül, cüzi/külli irade kavramlarını sözlük kartlarına yazıp ezberle. Ayet-el Kürsi ana fikrine ve yasalara çalış.</w:t>
+              <w:t>Din Kültürü netin: 0.67 (3 Doğru, 7 Yanlış, 0 Boş). Din Kültürü netin (0.67) potansiyelinin altında. Sıfır çektiğin [Kaderle İlgili Kavramlar] konusunu mutlaka tekrar et. Kavram karmaşası yaşanan [Kaza Ve Kader (%40), İnsanın Özgürlüğü Ve Sorumluluğu (%33)] alanlarına odaklan. Ömür, ecel, rızık, tevekkül, cüzi/külli irade kavramlarını sözlük kartlarına yazıp ezberle. Ayet-el Kürsi ana fikrine ve yasalara çalış.</w:t>
             </w:r>
           </w:p>
           <w:p>
@@ -2518,7 +3698,7 @@
               <w:rPr>
                 <w:sz w:val="15"/>
               </w:rPr>
-              <w:t>Davet Kartları / Mektupları (Invitation): %0 | Daveti Kabul &amp; Reddetme Kalıpları: %0 | Basit Sorular Sorma (Simple Inquiries): %50 | Friendship Okuduğunu Anlama: %0 | Kişisel Özellikler / Sıfatlar (Qualities): %0 | Mazeret Bildirme ve Özür Dileme: %0</w:t>
+              <w:t>Teklif Yapma, Kabul Etme, Özür Dileme: %0 | Frıendshıp: %0 | The Internet: %0 | Tercihleri İfade Etme: %0 | Soru Cümlesi: %0</w:t>
             </w:r>
           </w:p>
           <w:p>
@@ -2537,26 +3717,7 @@
               <w:rPr>
                 <w:sz w:val="15"/>
               </w:rPr>
-              <w:t>Davet Kartları / Mektupları (Invitation), Daveti Kabul &amp; Reddetme Kalıpları, Friendship Okuduğunu Anlama, Kişisel Özellikler / Sıfatlar (Qualities), Mazeret Bildirme ve Özür Dileme</w:t>
-            </w:r>
-          </w:p>
-          <w:p>
-            <w:pPr>
-              <w:spacing w:after="20"/>
-            </w:pPr>
-            <w:r>
-              <w:rPr>
-                <w:b/>
-                <w:color w:val="B46400"/>
-                <w:sz w:val="15"/>
-              </w:rPr>
-              <w:t xml:space="preserve">🟡 Pekiştirilecek Kazanımlar (&lt;%100): </w:t>
-            </w:r>
-            <w:r>
-              <w:rPr>
-                <w:sz w:val="15"/>
-              </w:rPr>
-              <w:t>Basit Sorular Sorma (Simple Inquiries) (%50)</w:t>
+              <w:t>Teklif Yapma, Kabul Etme, Özür Dileme, Frıendshıp, The Internet, Tercihleri İfade Etme, Soru Cümlesi</w:t>
             </w:r>
           </w:p>
           <w:p>
@@ -2575,7 +3736,7 @@
               <w:rPr>
                 <w:sz w:val="15"/>
               </w:rPr>
-              <w:t>İngilizce branş netin: -2.00 (1 Doğru, 9 Yanlış, 0 Boş). İngilizce branşında -2.00 net ile hedefin gerisinde kalındı. Sıfır çektiğin [Davet Kartları / Mektupları (Invitation), Daveti Kabul &amp; Reddetme Kalıpları, Friendship Okuduğunu Anlama, Kişisel Özellikler / Sıfatlar (Qualities), Mazeret Bildirme ve Özür Dileme] soru kalıplarını tekrar et. Pekiştirilmesi gereken [Basit Sorular Sorma (Simple Inquiries) (%50)] kalıplarını çalış. Davet etme (Would you like...), kabul/ret ve mazeret kalıplarını ve Friendship sıfatlarını her gün 5 kelime kartıyla çalış. Rastgele işaretleme yapma.</w:t>
+              <w:t>İngilizce branş netin: -2.00 (1 Doğru, 9 Yanlış, 0 Boş). İngilizce branşında -2.00 net ile hedefin gerisinde kalındı. Sıfır çektiğin [Teklif Yapma, Kabul Etme, Özür Dileme, Frıendshıp, The Internet, Tercihleri İfade Etme, Soru Cümlesi] soru kalıplarını tekrar et. Davet etme (Would you like...), kabul/ret ve mazeret kalıplarını ve Friendship sıfatlarını her gün 5 kelime kartıyla çalış. Rastgele işaretleme yapma.</w:t>
             </w:r>
           </w:p>
           <w:p>
@@ -2622,7 +3783,7 @@
           <w:color w:val="006666"/>
           <w:sz w:val="18"/>
         </w:rPr>
-        <w:t>3. KİŞİSELLEŞTİRİLMİŞ HEDEFLER VE EYLEM TAKVİMİ</w:t>
+        <w:t>4. KİŞİSELLEŞTİRİLMİŞ HEDEFLER VE EYLEM TAKVİMİ</w:t>
       </w:r>
     </w:p>
     <w:p>
@@ -2641,7 +3802,7 @@
         <w:rPr>
           <w:sz w:val="16"/>
         </w:rPr>
-        <w:t>18.01 Net (İlk hedefli konu tekrarları ve ödev kontrolü sonrası)</w:t>
+        <w:t>18.0 Net (İlk hedefli konu tekrarları ve ödev kontrolü sonrası)</w:t>
       </w:r>
     </w:p>
     <w:p>
@@ -2660,7 +3821,7 @@
         <w:rPr>
           <w:sz w:val="16"/>
         </w:rPr>
-        <w:t>23.01 Net (Ölçülebilir bir sonraki resmi deneme sınavı hedefi)</w:t>
+        <w:t>23.0 Net (Ölçülebilir bir sonraki resmi deneme sınavı hedefi)</w:t>
       </w:r>
     </w:p>
     <w:p>
